--- a/data/outputs/v2/Core_Mathematics/SS3.2_Probability_I/Core_Mathematics_Probability_I_FinalExplanation_TeacherKey.docx
+++ b/data/outputs/v2/Core_Mathematics/SS3.2_Probability_I/Core_Mathematics_Probability_I_FinalExplanation_TeacherKey.docx
@@ -1696,7 +1696,7 @@
         </w:rPr>
         <w:t xml:space="preserve">© 2026 SeaVuria and ARES. This work is licensed under a </w:t>
       </w:r>
-      <w:hyperlink w:history="1" r:id="rIdu9k8r3oi-u2aynp2zl0f6">
+      <w:hyperlink w:history="1" r:id="rIdezhi2y2yqseruuhi56zbp">
         <w:r>
           <w:rPr>
             <w:rFonts w:ascii="Arial" w:cs="Arial" w:eastAsia="Arial" w:hAnsi="Arial"/>
@@ -1716,7 +1716,7 @@
         </w:rPr>
         <w:t xml:space="preserve"> (</w:t>
       </w:r>
-      <w:hyperlink w:history="1" r:id="rIdzyixliyxz6aztbsuussip">
+      <w:hyperlink w:history="1" r:id="rIdnknlrnrobuz_c-hnzeskw">
         <w:r>
           <w:rPr>
             <w:rFonts w:ascii="Arial" w:cs="Arial" w:eastAsia="Arial" w:hAnsi="Arial"/>
@@ -1736,7 +1736,7 @@
         </w:rPr>
         <w:t xml:space="preserve">). To view a copy of this license, visit </w:t>
       </w:r>
-      <w:hyperlink w:history="1" r:id="rIdihvux9cg5fqpopfbc7otc">
+      <w:hyperlink w:history="1" r:id="rIdo1gsgy9jq0i6wbmpjh0mq">
         <w:r>
           <w:rPr>
             <w:rFonts w:ascii="Arial" w:cs="Arial" w:eastAsia="Arial" w:hAnsi="Arial"/>

--- a/data/outputs/v2/Core_Mathematics/SS3.2_Probability_I/Core_Mathematics_Probability_I_FinalExplanation_TeacherKey.docx
+++ b/data/outputs/v2/Core_Mathematics/SS3.2_Probability_I/Core_Mathematics_Probability_I_FinalExplanation_TeacherKey.docx
@@ -1696,7 +1696,7 @@
         </w:rPr>
         <w:t xml:space="preserve">© 2026 SeaVuria and ARES. This work is licensed under a </w:t>
       </w:r>
-      <w:hyperlink w:history="1" r:id="rIdezhi2y2yqseruuhi56zbp">
+      <w:hyperlink w:history="1" r:id="rIdcq7lu4elughav6trcaya2">
         <w:r>
           <w:rPr>
             <w:rFonts w:ascii="Arial" w:cs="Arial" w:eastAsia="Arial" w:hAnsi="Arial"/>
@@ -1716,7 +1716,7 @@
         </w:rPr>
         <w:t xml:space="preserve"> (</w:t>
       </w:r>
-      <w:hyperlink w:history="1" r:id="rIdnknlrnrobuz_c-hnzeskw">
+      <w:hyperlink w:history="1" r:id="rIdjmc_dw7nejerwogbyvgod">
         <w:r>
           <w:rPr>
             <w:rFonts w:ascii="Arial" w:cs="Arial" w:eastAsia="Arial" w:hAnsi="Arial"/>
@@ -1736,7 +1736,7 @@
         </w:rPr>
         <w:t xml:space="preserve">). To view a copy of this license, visit </w:t>
       </w:r>
-      <w:hyperlink w:history="1" r:id="rIdo1gsgy9jq0i6wbmpjh0mq">
+      <w:hyperlink w:history="1" r:id="rIdopcgbmzwqs4m5cdpx_x_q">
         <w:r>
           <w:rPr>
             <w:rFonts w:ascii="Arial" w:cs="Arial" w:eastAsia="Arial" w:hAnsi="Arial"/>

--- a/data/outputs/v2/Core_Mathematics/SS3.2_Probability_I/Core_Mathematics_Probability_I_FinalExplanation_TeacherKey.docx
+++ b/data/outputs/v2/Core_Mathematics/SS3.2_Probability_I/Core_Mathematics_Probability_I_FinalExplanation_TeacherKey.docx
@@ -1696,7 +1696,7 @@
         </w:rPr>
         <w:t xml:space="preserve">© 2026 SeaVuria and ARES. This work is licensed under a </w:t>
       </w:r>
-      <w:hyperlink w:history="1" r:id="rIdcq7lu4elughav6trcaya2">
+      <w:hyperlink w:history="1" r:id="rId7ilbqwrwntn3blinvotwt">
         <w:r>
           <w:rPr>
             <w:rFonts w:ascii="Arial" w:cs="Arial" w:eastAsia="Arial" w:hAnsi="Arial"/>
@@ -1716,7 +1716,7 @@
         </w:rPr>
         <w:t xml:space="preserve"> (</w:t>
       </w:r>
-      <w:hyperlink w:history="1" r:id="rIdjmc_dw7nejerwogbyvgod">
+      <w:hyperlink w:history="1" r:id="rIdhe3ktr2rchxrf1tcrafzg">
         <w:r>
           <w:rPr>
             <w:rFonts w:ascii="Arial" w:cs="Arial" w:eastAsia="Arial" w:hAnsi="Arial"/>
@@ -1736,7 +1736,7 @@
         </w:rPr>
         <w:t xml:space="preserve">). To view a copy of this license, visit </w:t>
       </w:r>
-      <w:hyperlink w:history="1" r:id="rIdopcgbmzwqs4m5cdpx_x_q">
+      <w:hyperlink w:history="1" r:id="rIdscmei2avbwack3bz19sid">
         <w:r>
           <w:rPr>
             <w:rFonts w:ascii="Arial" w:cs="Arial" w:eastAsia="Arial" w:hAnsi="Arial"/>

--- a/data/outputs/v2/Core_Mathematics/SS3.2_Probability_I/Core_Mathematics_Probability_I_FinalExplanation_TeacherKey.docx
+++ b/data/outputs/v2/Core_Mathematics/SS3.2_Probability_I/Core_Mathematics_Probability_I_FinalExplanation_TeacherKey.docx
@@ -1696,7 +1696,7 @@
         </w:rPr>
         <w:t xml:space="preserve">© 2026 SeaVuria and ARES. This work is licensed under a </w:t>
       </w:r>
-      <w:hyperlink w:history="1" r:id="rId7ilbqwrwntn3blinvotwt">
+      <w:hyperlink w:history="1" r:id="rIdilrpaqbrre23gjr2y0eru">
         <w:r>
           <w:rPr>
             <w:rFonts w:ascii="Arial" w:cs="Arial" w:eastAsia="Arial" w:hAnsi="Arial"/>
@@ -1716,7 +1716,7 @@
         </w:rPr>
         <w:t xml:space="preserve"> (</w:t>
       </w:r>
-      <w:hyperlink w:history="1" r:id="rIdhe3ktr2rchxrf1tcrafzg">
+      <w:hyperlink w:history="1" r:id="rIdd3tgjylyw4wyeinok2l9s">
         <w:r>
           <w:rPr>
             <w:rFonts w:ascii="Arial" w:cs="Arial" w:eastAsia="Arial" w:hAnsi="Arial"/>
@@ -1736,7 +1736,7 @@
         </w:rPr>
         <w:t xml:space="preserve">). To view a copy of this license, visit </w:t>
       </w:r>
-      <w:hyperlink w:history="1" r:id="rIdscmei2avbwack3bz19sid">
+      <w:hyperlink w:history="1" r:id="rIdojzuukie3904qeugxj_0j">
         <w:r>
           <w:rPr>
             <w:rFonts w:ascii="Arial" w:cs="Arial" w:eastAsia="Arial" w:hAnsi="Arial"/>

--- a/data/outputs/v2/Core_Mathematics/SS3.2_Probability_I/Core_Mathematics_Probability_I_FinalExplanation_TeacherKey.docx
+++ b/data/outputs/v2/Core_Mathematics/SS3.2_Probability_I/Core_Mathematics_Probability_I_FinalExplanation_TeacherKey.docx
@@ -4,6 +4,7 @@
   <w:body>
     <w:p>
       <w:pPr>
+        <w:keepNext w:val="false"/>
         <w:spacing w:after="30" w:before="0"/>
         <w:jc w:val="center"/>
       </w:pPr>
@@ -23,6 +24,7 @@
     </w:p>
     <w:p>
       <w:pPr>
+        <w:keepNext w:val="false"/>
         <w:spacing w:after="60" w:before="0"/>
         <w:jc w:val="center"/>
       </w:pPr>
@@ -81,6 +83,7 @@
           </w:tcPr>
           <w:p>
             <w:pPr>
+              <w:keepNext w:val="false"/>
               <w:spacing w:after="40" w:before="0"/>
               <w:jc w:val="center"/>
             </w:pPr>
@@ -116,6 +119,7 @@
           </w:tcPr>
           <w:p>
             <w:pPr>
+              <w:keepNext w:val="false"/>
               <w:spacing w:after="40" w:before="0"/>
               <w:jc w:val="center"/>
             </w:pPr>
@@ -176,6 +180,7 @@
           </w:tcPr>
           <w:p>
             <w:pPr>
+              <w:keepNext w:val="false"/>
               <w:spacing w:after="40" w:before="0"/>
               <w:jc w:val="center"/>
             </w:pPr>
@@ -210,6 +215,7 @@
           </w:tcPr>
           <w:p>
             <w:pPr>
+              <w:keepNext w:val="false"/>
               <w:spacing w:after="40" w:before="0"/>
               <w:jc w:val="left"/>
             </w:pPr>
@@ -271,6 +277,7 @@
           </w:tcPr>
           <w:p>
             <w:pPr>
+              <w:keepNext/>
               <w:spacing w:after="40" w:before="0"/>
               <w:jc w:val="center"/>
             </w:pPr>
@@ -305,6 +312,7 @@
           </w:tcPr>
           <w:p>
             <w:pPr>
+              <w:keepNext w:val="false"/>
               <w:spacing w:after="40" w:before="0"/>
               <w:jc w:val="left"/>
             </w:pPr>
@@ -337,6 +345,7 @@
           </w:tcPr>
           <w:p>
             <w:pPr>
+              <w:keepNext w:val="false"/>
               <w:spacing w:after="40" w:before="0"/>
               <w:jc w:val="left"/>
             </w:pPr>
@@ -398,6 +407,7 @@
           </w:tcPr>
           <w:p>
             <w:pPr>
+              <w:keepNext/>
               <w:spacing w:after="40" w:before="0"/>
               <w:jc w:val="center"/>
             </w:pPr>
@@ -432,6 +442,7 @@
           </w:tcPr>
           <w:p>
             <w:pPr>
+              <w:keepNext w:val="false"/>
               <w:spacing w:after="40" w:before="0"/>
               <w:jc w:val="left"/>
             </w:pPr>
@@ -464,6 +475,7 @@
           </w:tcPr>
           <w:p>
             <w:pPr>
+              <w:keepNext w:val="false"/>
               <w:spacing w:after="40" w:before="0"/>
               <w:jc w:val="left"/>
             </w:pPr>
@@ -525,6 +537,7 @@
           </w:tcPr>
           <w:p>
             <w:pPr>
+              <w:keepNext/>
               <w:spacing w:after="40" w:before="0"/>
               <w:jc w:val="center"/>
             </w:pPr>
@@ -559,6 +572,7 @@
           </w:tcPr>
           <w:p>
             <w:pPr>
+              <w:keepNext w:val="false"/>
               <w:spacing w:after="40" w:before="0"/>
               <w:jc w:val="left"/>
             </w:pPr>
@@ -591,6 +605,7 @@
           </w:tcPr>
           <w:p>
             <w:pPr>
+              <w:keepNext w:val="false"/>
               <w:spacing w:after="40" w:before="0"/>
               <w:jc w:val="left"/>
             </w:pPr>
@@ -652,6 +667,7 @@
           </w:tcPr>
           <w:p>
             <w:pPr>
+              <w:keepNext/>
               <w:spacing w:after="40" w:before="0"/>
               <w:jc w:val="center"/>
             </w:pPr>
@@ -686,6 +702,7 @@
           </w:tcPr>
           <w:p>
             <w:pPr>
+              <w:keepNext w:val="false"/>
               <w:spacing w:after="40" w:before="0"/>
               <w:jc w:val="left"/>
             </w:pPr>
@@ -718,6 +735,7 @@
           </w:tcPr>
           <w:p>
             <w:pPr>
+              <w:keepNext w:val="false"/>
               <w:spacing w:after="40" w:before="0"/>
               <w:jc w:val="left"/>
             </w:pPr>
@@ -779,6 +797,7 @@
           </w:tcPr>
           <w:p>
             <w:pPr>
+              <w:keepNext/>
               <w:spacing w:after="40" w:before="0"/>
               <w:jc w:val="center"/>
             </w:pPr>
@@ -813,6 +832,7 @@
           </w:tcPr>
           <w:p>
             <w:pPr>
+              <w:keepNext w:val="false"/>
               <w:spacing w:after="40" w:before="0"/>
               <w:jc w:val="left"/>
             </w:pPr>
@@ -845,6 +865,7 @@
           </w:tcPr>
           <w:p>
             <w:pPr>
+              <w:keepNext w:val="false"/>
               <w:spacing w:after="40" w:before="0"/>
               <w:jc w:val="left"/>
             </w:pPr>
@@ -908,6 +929,7 @@
           </w:tcPr>
           <w:p>
             <w:pPr>
+              <w:keepNext w:val="false"/>
               <w:spacing w:after="40" w:before="0"/>
               <w:jc w:val="center"/>
             </w:pPr>
@@ -942,6 +964,7 @@
           </w:tcPr>
           <w:p>
             <w:pPr>
+              <w:keepNext w:val="false"/>
               <w:spacing w:after="40" w:before="0"/>
               <w:jc w:val="left"/>
             </w:pPr>
@@ -974,6 +997,7 @@
           </w:tcPr>
           <w:p>
             <w:pPr>
+              <w:keepNext w:val="false"/>
               <w:spacing w:after="40" w:before="0"/>
               <w:jc w:val="left"/>
             </w:pPr>
@@ -1006,6 +1030,7 @@
           </w:tcPr>
           <w:p>
             <w:pPr>
+              <w:keepNext w:val="false"/>
               <w:spacing w:after="40" w:before="0"/>
               <w:jc w:val="left"/>
             </w:pPr>
@@ -1038,6 +1063,7 @@
           </w:tcPr>
           <w:p>
             <w:pPr>
+              <w:keepNext w:val="false"/>
               <w:spacing w:after="40" w:before="0"/>
               <w:jc w:val="left"/>
             </w:pPr>
@@ -1072,6 +1098,7 @@
           </w:tcPr>
           <w:p>
             <w:pPr>
+              <w:keepNext w:val="false"/>
               <w:spacing w:after="40" w:before="0"/>
               <w:jc w:val="left"/>
             </w:pPr>
@@ -1104,6 +1131,7 @@
           </w:tcPr>
           <w:p>
             <w:pPr>
+              <w:keepNext w:val="false"/>
               <w:spacing w:after="40" w:before="0"/>
               <w:jc w:val="left"/>
             </w:pPr>
@@ -1136,6 +1164,7 @@
           </w:tcPr>
           <w:p>
             <w:pPr>
+              <w:keepNext w:val="false"/>
               <w:spacing w:after="40" w:before="0"/>
               <w:jc w:val="left"/>
             </w:pPr>
@@ -1168,6 +1197,7 @@
           </w:tcPr>
           <w:p>
             <w:pPr>
+              <w:keepNext w:val="false"/>
               <w:spacing w:after="40" w:before="0"/>
               <w:jc w:val="left"/>
             </w:pPr>
@@ -1202,6 +1232,7 @@
           </w:tcPr>
           <w:p>
             <w:pPr>
+              <w:keepNext w:val="false"/>
               <w:spacing w:after="40" w:before="0"/>
               <w:jc w:val="left"/>
             </w:pPr>
@@ -1234,6 +1265,7 @@
           </w:tcPr>
           <w:p>
             <w:pPr>
+              <w:keepNext w:val="false"/>
               <w:spacing w:after="40" w:before="0"/>
               <w:jc w:val="left"/>
             </w:pPr>
@@ -1266,6 +1298,7 @@
           </w:tcPr>
           <w:p>
             <w:pPr>
+              <w:keepNext w:val="false"/>
               <w:spacing w:after="40" w:before="0"/>
               <w:jc w:val="left"/>
             </w:pPr>
@@ -1298,6 +1331,7 @@
           </w:tcPr>
           <w:p>
             <w:pPr>
+              <w:keepNext w:val="false"/>
               <w:spacing w:after="40" w:before="0"/>
               <w:jc w:val="left"/>
             </w:pPr>
@@ -1332,6 +1366,7 @@
           </w:tcPr>
           <w:p>
             <w:pPr>
+              <w:keepNext w:val="false"/>
               <w:spacing w:after="40" w:before="0"/>
               <w:jc w:val="left"/>
             </w:pPr>
@@ -1364,6 +1399,7 @@
           </w:tcPr>
           <w:p>
             <w:pPr>
+              <w:keepNext w:val="false"/>
               <w:spacing w:after="40" w:before="0"/>
               <w:jc w:val="left"/>
             </w:pPr>
@@ -1396,6 +1432,7 @@
           </w:tcPr>
           <w:p>
             <w:pPr>
+              <w:keepNext w:val="false"/>
               <w:spacing w:after="40" w:before="0"/>
               <w:jc w:val="left"/>
             </w:pPr>
@@ -1428,6 +1465,7 @@
           </w:tcPr>
           <w:p>
             <w:pPr>
+              <w:keepNext w:val="false"/>
               <w:spacing w:after="40" w:before="0"/>
               <w:jc w:val="left"/>
             </w:pPr>
@@ -1462,6 +1500,7 @@
           </w:tcPr>
           <w:p>
             <w:pPr>
+              <w:keepNext w:val="false"/>
               <w:spacing w:after="40" w:before="0"/>
               <w:jc w:val="left"/>
             </w:pPr>
@@ -1494,6 +1533,7 @@
           </w:tcPr>
           <w:p>
             <w:pPr>
+              <w:keepNext w:val="false"/>
               <w:spacing w:after="40" w:before="0"/>
               <w:jc w:val="left"/>
             </w:pPr>
@@ -1526,6 +1566,7 @@
           </w:tcPr>
           <w:p>
             <w:pPr>
+              <w:keepNext w:val="false"/>
               <w:spacing w:after="40" w:before="0"/>
               <w:jc w:val="left"/>
             </w:pPr>
@@ -1558,6 +1599,7 @@
           </w:tcPr>
           <w:p>
             <w:pPr>
+              <w:keepNext w:val="false"/>
               <w:spacing w:after="40" w:before="0"/>
               <w:jc w:val="left"/>
             </w:pPr>
@@ -1696,7 +1738,7 @@
         </w:rPr>
         <w:t xml:space="preserve">© 2026 SeaVuria and ARES. This work is licensed under a </w:t>
       </w:r>
-      <w:hyperlink w:history="1" r:id="rIdilrpaqbrre23gjr2y0eru">
+      <w:hyperlink w:history="1" r:id="rIdlbnkiec4gaxvsjnow5sj1">
         <w:r>
           <w:rPr>
             <w:rFonts w:ascii="Arial" w:cs="Arial" w:eastAsia="Arial" w:hAnsi="Arial"/>
@@ -1716,7 +1758,7 @@
         </w:rPr>
         <w:t xml:space="preserve"> (</w:t>
       </w:r>
-      <w:hyperlink w:history="1" r:id="rIdd3tgjylyw4wyeinok2l9s">
+      <w:hyperlink w:history="1" r:id="rIdc-zgsgvg96urgmt15i8il">
         <w:r>
           <w:rPr>
             <w:rFonts w:ascii="Arial" w:cs="Arial" w:eastAsia="Arial" w:hAnsi="Arial"/>
@@ -1736,7 +1778,7 @@
         </w:rPr>
         <w:t xml:space="preserve">). To view a copy of this license, visit </w:t>
       </w:r>
-      <w:hyperlink w:history="1" r:id="rIdojzuukie3904qeugxj_0j">
+      <w:hyperlink w:history="1" r:id="rIdbdhye6kkgqla-chu_jd1q">
         <w:r>
           <w:rPr>
             <w:rFonts w:ascii="Arial" w:cs="Arial" w:eastAsia="Arial" w:hAnsi="Arial"/>

--- a/data/outputs/v2/Core_Mathematics/SS3.2_Probability_I/Core_Mathematics_Probability_I_FinalExplanation_TeacherKey.docx
+++ b/data/outputs/v2/Core_Mathematics/SS3.2_Probability_I/Core_Mathematics_Probability_I_FinalExplanation_TeacherKey.docx
@@ -1738,7 +1738,7 @@
         </w:rPr>
         <w:t xml:space="preserve">© 2026 SeaVuria and ARES. This work is licensed under a </w:t>
       </w:r>
-      <w:hyperlink w:history="1" r:id="rIdlbnkiec4gaxvsjnow5sj1">
+      <w:hyperlink w:history="1" r:id="rIdmyfydajmkolijumcpd_rv">
         <w:r>
           <w:rPr>
             <w:rFonts w:ascii="Arial" w:cs="Arial" w:eastAsia="Arial" w:hAnsi="Arial"/>
@@ -1758,7 +1758,7 @@
         </w:rPr>
         <w:t xml:space="preserve"> (</w:t>
       </w:r>
-      <w:hyperlink w:history="1" r:id="rIdc-zgsgvg96urgmt15i8il">
+      <w:hyperlink w:history="1" r:id="rId5pf-rqg4nqxwqi7lk7y-o">
         <w:r>
           <w:rPr>
             <w:rFonts w:ascii="Arial" w:cs="Arial" w:eastAsia="Arial" w:hAnsi="Arial"/>
@@ -1778,7 +1778,7 @@
         </w:rPr>
         <w:t xml:space="preserve">). To view a copy of this license, visit </w:t>
       </w:r>
-      <w:hyperlink w:history="1" r:id="rIdbdhye6kkgqla-chu_jd1q">
+      <w:hyperlink w:history="1" r:id="rIddmpxagudysxy6gdm3zvzl">
         <w:r>
           <w:rPr>
             <w:rFonts w:ascii="Arial" w:cs="Arial" w:eastAsia="Arial" w:hAnsi="Arial"/>
